--- a/data/단골요건(doc버전)_20241024.docx
+++ b/data/단골요건(doc버전)_20241024.docx
@@ -695,19 +695,23 @@
         <w:t>기본정보</w:t>
       </w:r>
       <w:r>
-        <w:t>, 단골 Grade</w:t>
-      </w:r>
-      <w:r>
-        <w:t>(</w:t>
-      </w:r>
-      <w:r>
-        <w:rPr>
-          <w:rFonts w:hint="eastAsia"/>
-        </w:rPr>
-        <w:t>단골 등급)</w:t>
-      </w:r>
-      <w:bookmarkStart w:id="0" w:name="_GoBack"/>
-      <w:bookmarkEnd w:id="0"/>
+        <w:t xml:space="preserve">, 단골 </w:t>
+      </w:r>
+      <w:r>
+        <w:rPr>
+          <w:rFonts w:hint="eastAsia"/>
+        </w:rPr>
+        <w:t xml:space="preserve">등급(단골 </w:t>
+      </w:r>
+      <w:r>
+        <w:t>Grade</w:t>
+      </w:r>
+      <w:r>
+        <w:rPr>
+          <w:rFonts w:hint="eastAsia"/>
+        </w:rPr>
+        <w:t xml:space="preserve"> 등급)</w:t>
+      </w:r>
       <w:r>
         <w:t>, 구매이력, 상담정보, MMS 수신이력 등 확인 가능</w:t>
       </w:r>
@@ -852,11 +856,6 @@
       </w:r>
     </w:p>
     <w:p>
-      <w:pPr>
-        <w:rPr>
-          <w:rFonts w:hint="eastAsia"/>
-        </w:rPr>
-      </w:pPr>
       <w:r>
         <w:t xml:space="preserve">## </w:t>
       </w:r>
@@ -2897,7 +2896,22 @@
         <w:t>단골</w:t>
       </w:r>
       <w:r>
-        <w:t xml:space="preserve"> 등록, 해지, Grade 등 단골에 대한 상세 현황과 MMS발송, TM 등에 대한 전반적 현황을 볼 수 있는 통계 화면</w:t>
+        <w:t xml:space="preserve"> 등록, 해지, </w:t>
+      </w:r>
+      <w:r>
+        <w:rPr>
+          <w:rFonts w:hint="eastAsia"/>
+        </w:rPr>
+        <w:t>등급(</w:t>
+      </w:r>
+      <w:r>
+        <w:t>Grade</w:t>
+      </w:r>
+      <w:r>
+        <w:t>)</w:t>
+      </w:r>
+      <w:r>
+        <w:t xml:space="preserve"> 등 단골에 대한 상세 현황과 MMS발송, TM 등에 대한 전반적 현황을 볼 수 있는 통계 화면</w:t>
       </w:r>
     </w:p>
     <w:p>
@@ -4366,16 +4380,25 @@
         <w:t>G</w:t>
       </w:r>
       <w:r>
-        <w:t>. 단골Grade</w:t>
-      </w:r>
-      <w:r>
-        <w:t xml:space="preserve">, </w:t>
-      </w:r>
-      <w:r>
-        <w:rPr>
-          <w:rFonts w:hint="eastAsia"/>
-        </w:rPr>
-        <w:t>단골 등급</w:t>
+        <w:t>. 단골</w:t>
+      </w:r>
+      <w:r>
+        <w:rPr>
+          <w:rFonts w:hint="eastAsia"/>
+        </w:rPr>
+        <w:t xml:space="preserve"> 등급,</w:t>
+      </w:r>
+      <w:r>
+        <w:t xml:space="preserve"> </w:t>
+      </w:r>
+      <w:r>
+        <w:rPr>
+          <w:rFonts w:hint="eastAsia"/>
+        </w:rPr>
+        <w:t xml:space="preserve">단골 </w:t>
+      </w:r>
+      <w:r>
+        <w:t>Grade</w:t>
       </w:r>
     </w:p>
     <w:p>
@@ -4395,7 +4418,22 @@
         <w:t>단골매장의</w:t>
       </w:r>
       <w:r>
-        <w:t xml:space="preserve"> 최근 구매이력을 통해 단골 Grade 부여</w:t>
+        <w:t xml:space="preserve"> 최근 구매이력을 통해 단골 </w:t>
+      </w:r>
+      <w:r>
+        <w:rPr>
+          <w:rFonts w:hint="eastAsia"/>
+        </w:rPr>
+        <w:t>등급(</w:t>
+      </w:r>
+      <w:r>
+        <w:t>Grade</w:t>
+      </w:r>
+      <w:r>
+        <w:t>)</w:t>
+      </w:r>
+      <w:r>
+        <w:t xml:space="preserve"> 부여</w:t>
       </w:r>
     </w:p>
     <w:tbl>
@@ -4889,6 +4927,17 @@
       <w:r>
         <w:t>. Direct Call</w:t>
       </w:r>
+      <w:r>
+        <w:t xml:space="preserve"> (</w:t>
+      </w:r>
+      <w:r>
+        <w:rPr>
+          <w:rFonts w:hint="eastAsia"/>
+        </w:rPr>
+        <w:t>채번 통계)</w:t>
+      </w:r>
+      <w:bookmarkStart w:id="0" w:name="_GoBack"/>
+      <w:bookmarkEnd w:id="0"/>
     </w:p>
     <w:p>
       <w:r>
@@ -5060,6 +5109,11 @@
       </w:r>
     </w:p>
     <w:p>
+      <w:pPr>
+        <w:rPr>
+          <w:rFonts w:hint="eastAsia"/>
+        </w:rPr>
+      </w:pPr>
       <w:proofErr w:type="gramStart"/>
       <w:r>
         <w:t>미활용</w:t>
@@ -5078,13 +5132,31 @@
         <w:t xml:space="preserve"> </w:t>
       </w:r>
       <w:r>
+        <w:t xml:space="preserve">24.8 </w:t>
+      </w:r>
+      <w:r>
+        <w:rPr>
+          <w:rFonts w:hint="eastAsia"/>
+        </w:rPr>
+        <w:t>제도 폐지로 미발생(</w:t>
+      </w:r>
+      <w:r>
         <w:rPr>
           <w:rFonts w:hint="eastAsia"/>
         </w:rPr>
         <w:t>최근</w:t>
       </w:r>
       <w:r>
-        <w:t xml:space="preserve"> 1년 이상 MMS 미발송(24.8 미활용 삭제 제도 폐지)</w:t>
+        <w:t xml:space="preserve"> 1년 이상 MMS 미발송</w:t>
+      </w:r>
+      <w:r>
+        <w:t xml:space="preserve"> </w:t>
+      </w:r>
+      <w:r>
+        <w:rPr>
+          <w:rFonts w:hint="eastAsia"/>
+        </w:rPr>
+        <w:t>삭제)</w:t>
       </w:r>
     </w:p>
     <w:p>

--- a/data/단골요건(doc버전)_20241024.docx
+++ b/data/단골요건(doc버전)_20241024.docx
@@ -767,10 +767,28 @@
         <w:rPr>
           <w:rFonts w:hint="eastAsia"/>
         </w:rPr>
+        <w:t>단골고객을 전담하는 담당 직원을 정하는 것이며,</w:t>
+      </w:r>
+      <w:r>
+        <w:t xml:space="preserve"> </w:t>
+      </w:r>
+      <w:r>
+        <w:rPr>
+          <w:rFonts w:hint="eastAsia"/>
+        </w:rPr>
         <w:t>신규기변</w:t>
       </w:r>
       <w:r>
-        <w:t xml:space="preserve"> 판매자 기준 셋팅되고 소속 변경시 담당직원 없음으로 변경됨</w:t>
+        <w:t xml:space="preserve"> 판매자</w:t>
+      </w:r>
+      <w:r>
+        <w:rPr>
+          <w:rFonts w:hint="eastAsia"/>
+        </w:rPr>
+        <w:t>로 자동</w:t>
+      </w:r>
+      <w:r>
+        <w:t xml:space="preserve"> 셋팅되고 소속 변경시 담당직원 없음으로 변경됨</w:t>
       </w:r>
     </w:p>
     <w:p>
@@ -781,15 +799,36 @@
         <w:t>스윙에서</w:t>
       </w:r>
       <w:r>
-        <w:t xml:space="preserve"> 체크박스로 선택후 변경 가능</w:t>
-      </w:r>
-    </w:p>
-    <w:p>
-      <w:r>
-        <w:t>#### B. 담당그룹 관리</w:t>
-      </w:r>
-    </w:p>
-    <w:p>
+        <w:t xml:space="preserve"> 체크박스 선택</w:t>
+      </w:r>
+      <w:r>
+        <w:rPr>
+          <w:rFonts w:hint="eastAsia"/>
+        </w:rPr>
+        <w:t xml:space="preserve">하여 </w:t>
+      </w:r>
+      <w:r>
+        <w:t>변경</w:t>
+      </w:r>
+      <w:r>
+        <w:rPr>
+          <w:rFonts w:hint="eastAsia"/>
+        </w:rPr>
+        <w:t>할 수 있음</w:t>
+      </w:r>
+    </w:p>
+    <w:p>
+      <w:r>
+        <w:t>#### B. 그룹 관리</w:t>
+      </w:r>
+    </w:p>
+    <w:p>
+      <w:r>
+        <w:rPr>
+          <w:rFonts w:hint="eastAsia"/>
+        </w:rPr>
+        <w:t xml:space="preserve">단골고객을 </w:t>
+      </w:r>
       <w:r>
         <w:rPr>
           <w:rFonts w:hint="eastAsia"/>
@@ -797,34 +836,105 @@
         <w:t>매장별</w:t>
       </w:r>
       <w:r>
-        <w:t xml:space="preserve"> 6개 그룹으로 셋팅 가능</w:t>
-      </w:r>
-    </w:p>
-    <w:p>
-      <w:r>
-        <w:rPr>
-          <w:rFonts w:hint="eastAsia"/>
-        </w:rPr>
-        <w:t>기본</w:t>
-      </w:r>
-      <w:r>
-        <w:t xml:space="preserve"> 3가지 (VVIP, VIP, Black)은 사전 셋팅됨</w:t>
-      </w:r>
-    </w:p>
-    <w:p>
-      <w:r>
-        <w:rPr>
-          <w:rFonts w:hint="eastAsia"/>
-        </w:rPr>
-        <w:t>매장</w:t>
-      </w:r>
-      <w:r>
-        <w:t xml:space="preserve"> 자율 등록 그룹 3가지는 이름을 매장에서 정하고 셋팅할 수 있음</w:t>
-      </w:r>
-    </w:p>
-    <w:p>
-      <w:r>
-        <w:t>MMS발송, 조회시 활용 가능</w:t>
+        <w:rPr>
+          <w:rFonts w:hint="eastAsia"/>
+        </w:rPr>
+        <w:t>로</w:t>
+      </w:r>
+      <w:r>
+        <w:t xml:space="preserve"> </w:t>
+      </w:r>
+      <w:r>
+        <w:rPr>
+          <w:rFonts w:hint="eastAsia"/>
+        </w:rPr>
+        <w:t xml:space="preserve">최대 </w:t>
+      </w:r>
+      <w:r>
+        <w:t>6개 그룹</w:t>
+      </w:r>
+      <w:r>
+        <w:rPr>
+          <w:rFonts w:hint="eastAsia"/>
+        </w:rPr>
+        <w:t>으로 분리하여</w:t>
+      </w:r>
+      <w:r>
+        <w:rPr>
+          <w:rFonts w:hint="eastAsia"/>
+        </w:rPr>
+        <w:t xml:space="preserve"> 관리할 수 있으며 </w:t>
+      </w:r>
+      <w:r>
+        <w:t>3가지 (VVIP, VIP, Black)</w:t>
+      </w:r>
+      <w:r>
+        <w:rPr>
+          <w:rFonts w:hint="eastAsia"/>
+        </w:rPr>
+        <w:t>는 기본</w:t>
+      </w:r>
+      <w:r>
+        <w:t xml:space="preserve"> 셋팅</w:t>
+      </w:r>
+      <w:r>
+        <w:rPr>
+          <w:rFonts w:hint="eastAsia"/>
+        </w:rPr>
+        <w:t xml:space="preserve">되고 </w:t>
+      </w:r>
+      <w:r>
+        <w:rPr>
+          <w:rFonts w:hint="eastAsia"/>
+        </w:rPr>
+        <w:t xml:space="preserve">나머지 </w:t>
+      </w:r>
+      <w:r>
+        <w:t>3</w:t>
+      </w:r>
+      <w:r>
+        <w:rPr>
+          <w:rFonts w:hint="eastAsia"/>
+        </w:rPr>
+        <w:t xml:space="preserve">가지는 </w:t>
+      </w:r>
+      <w:r>
+        <w:t>자율 등록 그룹</w:t>
+      </w:r>
+      <w:r>
+        <w:rPr>
+          <w:rFonts w:hint="eastAsia"/>
+        </w:rPr>
+        <w:t>으로</w:t>
+      </w:r>
+      <w:r>
+        <w:t xml:space="preserve"> </w:t>
+      </w:r>
+      <w:r>
+        <w:rPr>
+          <w:rFonts w:hint="eastAsia"/>
+        </w:rPr>
+        <w:t xml:space="preserve">매장에서 </w:t>
+      </w:r>
+      <w:r>
+        <w:t>이름을 정하</w:t>
+      </w:r>
+      <w:r>
+        <w:rPr>
+          <w:rFonts w:hint="eastAsia"/>
+        </w:rPr>
+        <w:t>여</w:t>
+      </w:r>
+      <w:r>
+        <w:rPr>
+          <w:rFonts w:hint="eastAsia"/>
+        </w:rPr>
+        <w:t xml:space="preserve"> 관리할 수 있음</w:t>
+      </w:r>
+    </w:p>
+    <w:p>
+      <w:r>
+        <w:t>MMS발송, 조회시 활용</w:t>
       </w:r>
     </w:p>
     <w:p/>
@@ -869,69 +979,72 @@
         <w:t xml:space="preserve"> </w:t>
       </w:r>
       <w:r>
+        <w:t>(</w:t>
+      </w:r>
+      <w:r>
+        <w:rPr>
+          <w:rFonts w:hint="eastAsia"/>
+        </w:rPr>
+        <w:t>현재 사라진 프로세스)</w:t>
+      </w:r>
+      <w:r>
+        <w:t xml:space="preserve"> </w:t>
+      </w:r>
+      <w:r>
         <w:rPr>
           <w:rFonts w:hint="eastAsia"/>
         </w:rPr>
         <w:t>자동 삭제</w:t>
       </w:r>
-      <w:r>
-        <w:rPr>
-          <w:rFonts w:hint="eastAsia"/>
-        </w:rPr>
-        <w:t xml:space="preserve"> </w:t>
-      </w:r>
-      <w:r>
+    </w:p>
+    <w:p>
+      <w:r>
+        <w:rPr>
+          <w:rFonts w:hint="eastAsia"/>
+        </w:rPr>
+        <w:t>개인정보보호법의</w:t>
+      </w:r>
+      <w:r>
+        <w:t xml:space="preserve"> 개인정보 유효기간이 </w:t>
+      </w:r>
+      <w:r>
+        <w:rPr>
+          <w:rFonts w:hint="eastAsia"/>
+        </w:rPr>
+        <w:t>폐지(</w:t>
+      </w:r>
+      <w:r>
+        <w:t>23년9월</w:t>
+      </w:r>
+      <w:r>
+        <w:rPr>
+          <w:rFonts w:hint="eastAsia"/>
+        </w:rPr>
+        <w:t xml:space="preserve">)되어 </w:t>
+      </w:r>
+      <w:r>
+        <w:rPr>
+          <w:rFonts w:hint="eastAsia"/>
+        </w:rPr>
+        <w:t xml:space="preserve">현재 유효하지 않은 </w:t>
+      </w:r>
+      <w:r>
+        <w:rPr>
+          <w:rFonts w:hint="eastAsia"/>
+        </w:rPr>
+        <w:t>프로세스</w:t>
+      </w:r>
+      <w:r>
+        <w:rPr>
+          <w:rFonts w:hint="eastAsia"/>
+        </w:rPr>
+        <w:t>임</w:t>
+      </w:r>
+      <w:r>
+        <w:rPr>
+          <w:rFonts w:hint="eastAsia"/>
+        </w:rPr>
         <w:t>(</w:t>
-      </w:r>
-      <w:r>
-        <w:rPr>
-          <w:rFonts w:hint="eastAsia"/>
-        </w:rPr>
-        <w:t>사리진 프로세스)</w:t>
-      </w:r>
-    </w:p>
-    <w:p>
-      <w:r>
-        <w:rPr>
-          <w:rFonts w:hint="eastAsia"/>
-        </w:rPr>
-        <w:t>개인정보보호법의</w:t>
-      </w:r>
-      <w:r>
-        <w:t xml:space="preserve"> 개인정보 유효기간이 </w:t>
-      </w:r>
-      <w:r>
-        <w:rPr>
-          <w:rFonts w:hint="eastAsia"/>
-        </w:rPr>
-        <w:t>폐지(</w:t>
-      </w:r>
-      <w:r>
-        <w:t>23년9월</w:t>
-      </w:r>
-      <w:r>
-        <w:rPr>
-          <w:rFonts w:hint="eastAsia"/>
-        </w:rPr>
-        <w:t xml:space="preserve">)되어 </w:t>
-      </w:r>
-      <w:r>
-        <w:t>1</w:t>
-      </w:r>
-      <w:r>
-        <w:rPr>
-          <w:rFonts w:hint="eastAsia"/>
-        </w:rPr>
-        <w:t xml:space="preserve">년 이내 </w:t>
-      </w:r>
-      <w:r>
-        <w:t xml:space="preserve">MMS </w:t>
-      </w:r>
-      <w:r>
-        <w:rPr>
-          <w:rFonts w:hint="eastAsia"/>
-        </w:rPr>
-        <w:t>미수신 고객 자동 삭제 프로세스는 사라짐(</w:t>
       </w:r>
       <w:r>
         <w:t>24년7월</w:t>
@@ -4302,6 +4415,11 @@
             <w:tcW w:w="7320" w:type="dxa"/>
           </w:tcPr>
           <w:p>
+            <w:pPr>
+              <w:rPr>
+                <w:rFonts w:hint="eastAsia"/>
+              </w:rPr>
+            </w:pPr>
             <w:r>
               <w:rPr>
                 <w:rFonts w:hint="eastAsia"/>
@@ -4309,25 +4427,34 @@
               <w:t>-</w:t>
             </w:r>
             <w:r>
-              <w:t xml:space="preserve"> 단골고객이 1년 이내 1회의 MMS도 받지 못하는 경우 법적으로 강제 해지 (고객 대상 해지 안내 MMS 발송)</w:t>
-            </w:r>
-          </w:p>
-          <w:p>
-            <w:r>
-              <w:rPr>
-                <w:rFonts w:hint="eastAsia"/>
-              </w:rPr>
-              <w:t>-</w:t>
-            </w:r>
-            <w:r>
               <w:t xml:space="preserve"> </w:t>
             </w:r>
             <w:r>
               <w:rPr>
                 <w:rFonts w:hint="eastAsia"/>
               </w:rPr>
-              <w:t>프로세스 변경으로 발생하지 않음</w:t>
-            </w:r>
+              <w:t>현재(</w:t>
+            </w:r>
+            <w:r>
+              <w:t>24</w:t>
+            </w:r>
+            <w:r>
+              <w:rPr>
+                <w:rFonts w:hint="eastAsia"/>
+              </w:rPr>
+              <w:t>년7월~</w:t>
+            </w:r>
+            <w:r>
+              <w:t>)</w:t>
+            </w:r>
+            <w:r>
+              <w:rPr>
+                <w:rFonts w:hint="eastAsia"/>
+              </w:rPr>
+              <w:t>는 발생하지 않음</w:t>
+            </w:r>
+            <w:bookmarkStart w:id="0" w:name="_GoBack"/>
+            <w:bookmarkEnd w:id="0"/>
           </w:p>
         </w:tc>
       </w:tr>
@@ -4603,24 +4730,24 @@
         <w:rPr>
           <w:rFonts w:hint="eastAsia"/>
         </w:rPr>
+        <w:t>-</w:t>
+      </w:r>
+      <w:r>
+        <w:t xml:space="preserve"> </w:t>
+      </w:r>
+      <w:r>
+        <w:rPr>
+          <w:rFonts w:hint="eastAsia"/>
+        </w:rPr>
+        <w:t>시나리오</w:t>
+      </w:r>
+      <w:r>
+        <w:t>(타겟 고객군) 생성 목적에 따른 카테고리 구분하여 어떤 목적으로 고객에게 발송되었는지 분석</w:t>
+      </w:r>
+    </w:p>
+    <w:p>
+      <w:r>
         <w:lastRenderedPageBreak/>
-        <w:t>-</w:t>
-      </w:r>
-      <w:r>
-        <w:t xml:space="preserve"> </w:t>
-      </w:r>
-      <w:r>
-        <w:rPr>
-          <w:rFonts w:hint="eastAsia"/>
-        </w:rPr>
-        <w:t>시나리오</w:t>
-      </w:r>
-      <w:r>
-        <w:t>(타겟 고객군) 생성 목적에 따른 카테고리 구분하여 어떤 목적으로 고객에게 발송되었는지 분석</w:t>
-      </w:r>
-    </w:p>
-    <w:p>
-      <w:r>
         <w:t xml:space="preserve">- </w:t>
       </w:r>
       <w:r>
@@ -4936,8 +5063,6 @@
         </w:rPr>
         <w:t>채번 통계)</w:t>
       </w:r>
-      <w:bookmarkStart w:id="0" w:name="_GoBack"/>
-      <w:bookmarkEnd w:id="0"/>
     </w:p>
     <w:p>
       <w:r>
@@ -5162,54 +5287,54 @@
     <w:p>
       <w:proofErr w:type="gramStart"/>
       <w:r>
+        <w:t>매장폐쇄</w:t>
+      </w:r>
+      <w:r>
+        <w:rPr>
+          <w:rFonts w:hint="eastAsia"/>
+        </w:rPr>
+        <w:t xml:space="preserve"> </w:t>
+      </w:r>
+      <w:r>
+        <w:t>:</w:t>
+      </w:r>
+      <w:proofErr w:type="gramEnd"/>
+      <w:r>
+        <w:t xml:space="preserve"> </w:t>
+      </w:r>
+      <w:r>
+        <w:rPr>
+          <w:rFonts w:hint="eastAsia"/>
+        </w:rPr>
+        <w:t>소매</w:t>
+      </w:r>
+      <w:r>
+        <w:t xml:space="preserve"> 매장 폐쇄로 단골 삭제(해지)</w:t>
+      </w:r>
+    </w:p>
+    <w:p>
+      <w:proofErr w:type="gramStart"/>
+      <w:r>
+        <w:t>매장변경</w:t>
+      </w:r>
+      <w:r>
+        <w:rPr>
+          <w:rFonts w:hint="eastAsia"/>
+        </w:rPr>
+        <w:t xml:space="preserve"> </w:t>
+      </w:r>
+      <w:r>
+        <w:t>:</w:t>
+      </w:r>
+      <w:proofErr w:type="gramEnd"/>
+      <w:r>
+        <w:t xml:space="preserve"> 단골 등록된 매장을 변경</w:t>
+      </w:r>
+    </w:p>
+    <w:p>
+      <w:proofErr w:type="gramStart"/>
+      <w:r>
         <w:lastRenderedPageBreak/>
-        <w:t>매장폐쇄</w:t>
-      </w:r>
-      <w:r>
-        <w:rPr>
-          <w:rFonts w:hint="eastAsia"/>
-        </w:rPr>
-        <w:t xml:space="preserve"> </w:t>
-      </w:r>
-      <w:r>
-        <w:t>:</w:t>
-      </w:r>
-      <w:proofErr w:type="gramEnd"/>
-      <w:r>
-        <w:t xml:space="preserve"> </w:t>
-      </w:r>
-      <w:r>
-        <w:rPr>
-          <w:rFonts w:hint="eastAsia"/>
-        </w:rPr>
-        <w:t>소매</w:t>
-      </w:r>
-      <w:r>
-        <w:t xml:space="preserve"> 매장 폐쇄로 단골 삭제(해지)</w:t>
-      </w:r>
-    </w:p>
-    <w:p>
-      <w:proofErr w:type="gramStart"/>
-      <w:r>
-        <w:t>매장변경</w:t>
-      </w:r>
-      <w:r>
-        <w:rPr>
-          <w:rFonts w:hint="eastAsia"/>
-        </w:rPr>
-        <w:t xml:space="preserve"> </w:t>
-      </w:r>
-      <w:r>
-        <w:t>:</w:t>
-      </w:r>
-      <w:proofErr w:type="gramEnd"/>
-      <w:r>
-        <w:t xml:space="preserve"> 단골 등록된 매장을 변경</w:t>
-      </w:r>
-    </w:p>
-    <w:p>
-      <w:proofErr w:type="gramStart"/>
-      <w:r>
         <w:t>번호이동</w:t>
       </w:r>
       <w:r>
@@ -5949,7 +6074,6 @@
               <w:rPr>
                 <w:rFonts w:hint="eastAsia"/>
               </w:rPr>
-              <w:lastRenderedPageBreak/>
               <w:t>모수</w:t>
             </w:r>
           </w:p>
@@ -6053,6 +6177,7 @@
           </w:tcPr>
           <w:p>
             <w:r>
+              <w:lastRenderedPageBreak/>
               <w:t>CP시나리오 발송율</w:t>
             </w:r>
           </w:p>
@@ -6755,7 +6880,6 @@
           </w:tcPr>
           <w:p>
             <w:r>
-              <w:lastRenderedPageBreak/>
               <w:t>내방 유도율</w:t>
             </w:r>
           </w:p>
@@ -6796,6 +6920,7 @@
         <w:rPr>
           <w:rFonts w:hint="eastAsia"/>
         </w:rPr>
+        <w:lastRenderedPageBreak/>
         <w:t>연계판매</w:t>
       </w:r>
       <w:r>
@@ -7240,11 +7365,7 @@
         <w:t>고객의</w:t>
       </w:r>
       <w:r>
-        <w:t xml:space="preserve"> 개통매장 코드 기준으로 최근 기변 매장코드 = 그 이전 신규/기변 매장코드 상태인 고</w:t>
-      </w:r>
-      <w:r>
-        <w:lastRenderedPageBreak/>
-        <w:t>객 수</w:t>
+        <w:t xml:space="preserve"> 개통매장 코드 기준으로 최근 기변 매장코드 = 그 이전 신규/기변 매장코드 상태인 고객 수</w:t>
       </w:r>
     </w:p>
     <w:p>
@@ -7284,6 +7405,7 @@
               <w:rPr>
                 <w:rFonts w:hint="eastAsia"/>
               </w:rPr>
+              <w:lastRenderedPageBreak/>
               <w:t>단골재구매</w:t>
             </w:r>
           </w:p>
@@ -7637,6 +7759,7 @@
     </w:p>
     <w:p>
       <w:r>
+        <w:lastRenderedPageBreak/>
         <w:t xml:space="preserve">### </w:t>
       </w:r>
       <w:r>
@@ -7931,7 +8054,6 @@
     </w:p>
     <w:p>
       <w:r>
-        <w:lastRenderedPageBreak/>
         <w:t xml:space="preserve">2건 </w:t>
       </w:r>
       <w:proofErr w:type="gramStart"/>
